--- a/docs/NAICS_All Training Mtg Exercises.docx
+++ b/docs/NAICS_All Training Mtg Exercises.docx
@@ -389,6 +389,7 @@
         </w:numPr>
       </w:pPr>
       <w:r>
+        <w:lastRenderedPageBreak/>
         <w:t>Sewage treatment plant operator</w:t>
       </w:r>
     </w:p>
@@ -414,18 +415,6 @@
       </w:pPr>
       <w:r>
         <w:t>Landfill operators</w:t>
-      </w:r>
-    </w:p>
-    <w:p>
-      <w:pPr>
-        <w:pStyle w:val="ListParagraph"/>
-        <w:numPr>
-          <w:ilvl w:val="1"/>
-          <w:numId w:val="1"/>
-        </w:numPr>
-      </w:pPr>
-      <w:r>
-        <w:t>Building inspectors</w:t>
       </w:r>
     </w:p>
     <w:p>
@@ -840,6 +829,7 @@
                 <w:b/>
                 <w:bCs/>
               </w:rPr>
+              <w:lastRenderedPageBreak/>
               <w:t xml:space="preserve">For each top-level service you identified, classify the appropriate NAICS code. </w:t>
             </w:r>
           </w:p>
@@ -868,7 +858,7 @@
         <w:t xml:space="preserve">Contract between LU and </w:t>
       </w:r>
       <w:r>
-        <w:t>Albertson’s distribution warehouse</w:t>
+        <w:t xml:space="preserve">Albertson’s </w:t>
       </w:r>
     </w:p>
     <w:p>
@@ -880,6 +870,24 @@
         </w:numPr>
       </w:pPr>
       <w:r>
+        <w:t>Worksite: distribution center and</w:t>
+      </w:r>
+      <w:r>
+        <w:t xml:space="preserve"> dry general merchandise</w:t>
+      </w:r>
+      <w:r>
+        <w:t xml:space="preserve"> warehouse facility</w:t>
+      </w:r>
+    </w:p>
+    <w:p>
+      <w:pPr>
+        <w:pStyle w:val="ListParagraph"/>
+        <w:numPr>
+          <w:ilvl w:val="0"/>
+          <w:numId w:val="1"/>
+        </w:numPr>
+      </w:pPr>
+      <w:r>
         <w:t xml:space="preserve">Recognition section: “exclusive representative of all </w:t>
       </w:r>
       <w:r>
@@ -912,6 +920,9 @@
       <w:r>
         <w:t>Truck drivers</w:t>
       </w:r>
+      <w:r>
+        <w:t xml:space="preserve"> (deliver product from DC to retail stores)</w:t>
+      </w:r>
     </w:p>
     <w:p>
       <w:pPr>
@@ -924,6 +935,9 @@
       <w:r>
         <w:t>Yard jockeys</w:t>
       </w:r>
+      <w:r>
+        <w:t xml:space="preserve"> (move stuff within the warehouse facility)</w:t>
+      </w:r>
     </w:p>
     <w:p>
       <w:pPr>
@@ -971,6 +985,299 @@
       </w:pPr>
       <w:r>
         <w:t>Unclearly attributed mechanics</w:t>
+      </w:r>
+    </w:p>
+    <w:tbl>
+      <w:tblPr>
+        <w:tblStyle w:val="TableGrid"/>
+        <w:tblW w:w="0" w:type="auto"/>
+        <w:tblLook w:val="04A0" w:firstRow="1" w:lastRow="0" w:firstColumn="1" w:lastColumn="0" w:noHBand="0" w:noVBand="1"/>
+      </w:tblPr>
+      <w:tblGrid>
+        <w:gridCol w:w="4675"/>
+        <w:gridCol w:w="4675"/>
+      </w:tblGrid>
+      <w:tr>
+        <w:tc>
+          <w:tcPr>
+            <w:tcW w:w="4675" w:type="dxa"/>
+          </w:tcPr>
+          <w:p>
+            <w:pPr>
+              <w:rPr>
+                <w:b/>
+                <w:bCs/>
+              </w:rPr>
+            </w:pPr>
+            <w:r>
+              <w:rPr>
+                <w:b/>
+                <w:bCs/>
+              </w:rPr>
+              <w:t>List each top-level service covered by the agreement.</w:t>
+            </w:r>
+          </w:p>
+          <w:p>
+            <w:pPr>
+              <w:rPr>
+                <w:b/>
+                <w:bCs/>
+              </w:rPr>
+            </w:pPr>
+          </w:p>
+          <w:p>
+            <w:pPr>
+              <w:rPr>
+                <w:b/>
+                <w:bCs/>
+              </w:rPr>
+            </w:pPr>
+          </w:p>
+          <w:p>
+            <w:pPr>
+              <w:rPr>
+                <w:b/>
+                <w:bCs/>
+              </w:rPr>
+            </w:pPr>
+          </w:p>
+          <w:p>
+            <w:pPr>
+              <w:rPr>
+                <w:b/>
+                <w:bCs/>
+              </w:rPr>
+            </w:pPr>
+          </w:p>
+          <w:p>
+            <w:pPr>
+              <w:rPr>
+                <w:b/>
+                <w:bCs/>
+              </w:rPr>
+            </w:pPr>
+          </w:p>
+          <w:p>
+            <w:pPr>
+              <w:rPr>
+                <w:b/>
+                <w:bCs/>
+              </w:rPr>
+            </w:pPr>
+          </w:p>
+          <w:p>
+            <w:pPr>
+              <w:rPr>
+                <w:b/>
+                <w:bCs/>
+              </w:rPr>
+            </w:pPr>
+          </w:p>
+          <w:p>
+            <w:pPr>
+              <w:rPr>
+                <w:b/>
+                <w:bCs/>
+              </w:rPr>
+            </w:pPr>
+          </w:p>
+          <w:p>
+            <w:pPr>
+              <w:rPr>
+                <w:b/>
+                <w:bCs/>
+              </w:rPr>
+            </w:pPr>
+          </w:p>
+          <w:p>
+            <w:pPr>
+              <w:rPr>
+                <w:b/>
+                <w:bCs/>
+              </w:rPr>
+            </w:pPr>
+          </w:p>
+        </w:tc>
+        <w:tc>
+          <w:tcPr>
+            <w:tcW w:w="4675" w:type="dxa"/>
+          </w:tcPr>
+          <w:p>
+            <w:pPr>
+              <w:rPr>
+                <w:b/>
+                <w:bCs/>
+              </w:rPr>
+            </w:pPr>
+            <w:r>
+              <w:rPr>
+                <w:b/>
+                <w:bCs/>
+              </w:rPr>
+              <w:t xml:space="preserve">For each top-level service you identified, classify the appropriate NAICS code. </w:t>
+            </w:r>
+          </w:p>
+        </w:tc>
+      </w:tr>
+    </w:tbl>
+    <w:p/>
+    <w:p>
+      <w:r>
+        <w:rPr>
+          <w:b/>
+          <w:bCs/>
+        </w:rPr>
+        <w:t xml:space="preserve">Example </w:t>
+      </w:r>
+      <w:r>
+        <w:rPr>
+          <w:b/>
+          <w:bCs/>
+        </w:rPr>
+        <w:t>5</w:t>
+      </w:r>
+      <w:r>
+        <w:rPr>
+          <w:b/>
+          <w:bCs/>
+        </w:rPr>
+        <w:t>:</w:t>
+      </w:r>
+    </w:p>
+    <w:p>
+      <w:pPr>
+        <w:pStyle w:val="ListParagraph"/>
+        <w:numPr>
+          <w:ilvl w:val="0"/>
+          <w:numId w:val="1"/>
+        </w:numPr>
+      </w:pPr>
+      <w:r>
+        <w:t xml:space="preserve">Contract between LU and </w:t>
+      </w:r>
+      <w:r>
+        <w:t>Sysco</w:t>
+      </w:r>
+      <w:r>
+        <w:t xml:space="preserve"> </w:t>
+      </w:r>
+    </w:p>
+    <w:p>
+      <w:pPr>
+        <w:pStyle w:val="ListParagraph"/>
+        <w:numPr>
+          <w:ilvl w:val="0"/>
+          <w:numId w:val="1"/>
+        </w:numPr>
+      </w:pPr>
+      <w:r>
+        <w:t xml:space="preserve">Worksite: </w:t>
+      </w:r>
+      <w:r>
+        <w:t>distribution center and sales office</w:t>
+      </w:r>
+    </w:p>
+    <w:p>
+      <w:pPr>
+        <w:pStyle w:val="ListParagraph"/>
+        <w:numPr>
+          <w:ilvl w:val="0"/>
+          <w:numId w:val="1"/>
+        </w:numPr>
+      </w:pPr>
+      <w:r>
+        <w:t xml:space="preserve">Recognition section: “exclusive representative of all </w:t>
+      </w:r>
+      <w:r>
+        <w:t xml:space="preserve">employees in the warehouse, delivery, and sales departments </w:t>
+      </w:r>
+      <w:r>
+        <w:t>…”</w:t>
+      </w:r>
+    </w:p>
+    <w:p>
+      <w:pPr>
+        <w:pStyle w:val="ListParagraph"/>
+        <w:numPr>
+          <w:ilvl w:val="0"/>
+          <w:numId w:val="1"/>
+        </w:numPr>
+      </w:pPr>
+      <w:r>
+        <w:t>Covered jobs include:</w:t>
+      </w:r>
+    </w:p>
+    <w:p>
+      <w:pPr>
+        <w:pStyle w:val="ListParagraph"/>
+        <w:numPr>
+          <w:ilvl w:val="1"/>
+          <w:numId w:val="1"/>
+        </w:numPr>
+      </w:pPr>
+      <w:r>
+        <w:t xml:space="preserve">Route sales representatives </w:t>
+      </w:r>
+    </w:p>
+    <w:p>
+      <w:pPr>
+        <w:pStyle w:val="ListParagraph"/>
+        <w:numPr>
+          <w:ilvl w:val="1"/>
+          <w:numId w:val="1"/>
+        </w:numPr>
+      </w:pPr>
+      <w:r>
+        <w:t>Order processors</w:t>
+      </w:r>
+    </w:p>
+    <w:p>
+      <w:pPr>
+        <w:pStyle w:val="ListParagraph"/>
+        <w:numPr>
+          <w:ilvl w:val="1"/>
+          <w:numId w:val="1"/>
+        </w:numPr>
+      </w:pPr>
+      <w:r>
+        <w:t>Warehouse workers</w:t>
+      </w:r>
+    </w:p>
+    <w:p>
+      <w:pPr>
+        <w:pStyle w:val="ListParagraph"/>
+        <w:numPr>
+          <w:ilvl w:val="1"/>
+          <w:numId w:val="1"/>
+        </w:numPr>
+      </w:pPr>
+      <w:r>
+        <w:t>Delivery drivers</w:t>
+      </w:r>
+    </w:p>
+    <w:p>
+      <w:pPr>
+        <w:pStyle w:val="ListParagraph"/>
+        <w:numPr>
+          <w:ilvl w:val="1"/>
+          <w:numId w:val="1"/>
+        </w:numPr>
+      </w:pPr>
+      <w:r>
+        <w:lastRenderedPageBreak/>
+        <w:t>Dispatchers</w:t>
+      </w:r>
+    </w:p>
+    <w:p>
+      <w:pPr>
+        <w:pStyle w:val="ListParagraph"/>
+        <w:numPr>
+          <w:ilvl w:val="1"/>
+          <w:numId w:val="1"/>
+        </w:numPr>
+      </w:pPr>
+      <w:r>
+        <w:t>Building maintenance</w:t>
       </w:r>
     </w:p>
     <w:tbl>
@@ -1638,7 +1945,7 @@
   <w:style w:type="paragraph" w:default="1" w:styleId="Normal">
     <w:name w:val="Normal"/>
     <w:qFormat/>
-    <w:rsid w:val="00CE44DA"/>
+    <w:rsid w:val="00E51504"/>
   </w:style>
   <w:style w:type="paragraph" w:styleId="Heading1">
     <w:name w:val="heading 1"/>
@@ -2174,6 +2481,72 @@
         <w:insideV w:val="single" w:sz="4" w:space="0" w:color="auto"/>
       </w:tblBorders>
     </w:tblPr>
+  </w:style>
+  <w:style w:type="character" w:styleId="CommentReference">
+    <w:name w:val="annotation reference"/>
+    <w:basedOn w:val="DefaultParagraphFont"/>
+    <w:uiPriority w:val="99"/>
+    <w:semiHidden/>
+    <w:unhideWhenUsed/>
+    <w:rsid w:val="00313277"/>
+    <w:rPr>
+      <w:sz w:val="16"/>
+      <w:szCs w:val="16"/>
+    </w:rPr>
+  </w:style>
+  <w:style w:type="paragraph" w:styleId="CommentText">
+    <w:name w:val="annotation text"/>
+    <w:basedOn w:val="Normal"/>
+    <w:link w:val="CommentTextChar"/>
+    <w:uiPriority w:val="99"/>
+    <w:unhideWhenUsed/>
+    <w:rsid w:val="00313277"/>
+    <w:pPr>
+      <w:spacing w:line="240" w:lineRule="auto"/>
+    </w:pPr>
+    <w:rPr>
+      <w:sz w:val="20"/>
+      <w:szCs w:val="20"/>
+    </w:rPr>
+  </w:style>
+  <w:style w:type="character" w:customStyle="1" w:styleId="CommentTextChar">
+    <w:name w:val="Comment Text Char"/>
+    <w:basedOn w:val="DefaultParagraphFont"/>
+    <w:link w:val="CommentText"/>
+    <w:uiPriority w:val="99"/>
+    <w:rsid w:val="00313277"/>
+    <w:rPr>
+      <w:sz w:val="20"/>
+      <w:szCs w:val="20"/>
+    </w:rPr>
+  </w:style>
+  <w:style w:type="paragraph" w:styleId="CommentSubject">
+    <w:name w:val="annotation subject"/>
+    <w:basedOn w:val="CommentText"/>
+    <w:next w:val="CommentText"/>
+    <w:link w:val="CommentSubjectChar"/>
+    <w:uiPriority w:val="99"/>
+    <w:semiHidden/>
+    <w:unhideWhenUsed/>
+    <w:rsid w:val="00313277"/>
+    <w:rPr>
+      <w:b/>
+      <w:bCs/>
+    </w:rPr>
+  </w:style>
+  <w:style w:type="character" w:customStyle="1" w:styleId="CommentSubjectChar">
+    <w:name w:val="Comment Subject Char"/>
+    <w:basedOn w:val="CommentTextChar"/>
+    <w:link w:val="CommentSubject"/>
+    <w:uiPriority w:val="99"/>
+    <w:semiHidden/>
+    <w:rsid w:val="00313277"/>
+    <w:rPr>
+      <w:b/>
+      <w:bCs/>
+      <w:sz w:val="20"/>
+      <w:szCs w:val="20"/>
+    </w:rPr>
   </w:style>
 </w:styles>
 </file>
